--- a/human/tasks/A-04/summary.docx
+++ b/human/tasks/A-04/summary.docx
@@ -143,7 +143,7 @@
     </w:p>
     <w:p>
       <w:r>
-        <w:t>先修Agent事实与实际消费者，再生成Word和串联审阅；不刷新在研快照，不改变业务状态或重绘SVG，整体根目录物理迁移仍未完成。</w:t>
+        <w:t>先修Agent事实与实际消费者，再生成Word和串联审阅；不刷新在研快照，不改变业务状态或重绘SVG，根目录19/19项已迁入human/agent，当前读取和运行入口已验证，业务签收不变。</w:t>
       </w:r>
     </w:p>
     <w:p>
@@ -202,7 +202,12 @@
     </w:p>
     <w:p>
       <w:r>
-        <w:t>累计55/71包规范化，余16，下一A-06。A-04仍BLOCKED_EXTERNAL，正式分析及签收未执行；继续逐包后完成根目录双层物理迁移与引用/运行验证。</w:t>
+        <w:t>规范化71/71包、根目录迁移19/19项完成；每包Word由Agent源生成。</w:t>
+      </w:r>
+    </w:p>
+    <w:p>
+      <w:r>
+        <w:t>业务状态BLOCKED_EXTERNAL，原签收与未交付项不变；后续按注册表和实际依赖推进。</w:t>
       </w:r>
     </w:p>
     <w:p>
